--- a/docs/HRMS_Attendance_Rules_HR_Guide_Updated.docx
+++ b/docs/HRMS_Attendance_Rules_HR_Guide_Updated.docx
@@ -906,7 +906,7 @@
         <w:pStyle w:val="ListBullet"/>
       </w:pPr>
       <w:r>
-        <w:t>Required minutes, break minutes and working days.</w:t>
+        <w:t>Required minutes and working days.</w:t>
       </w:r>
     </w:p>
     <w:p>
@@ -1924,7 +1924,7 @@
           <w:color w:val="203748"/>
           <w:sz w:val="21"/>
         </w:rPr>
-        <w:t>Clock Minutes = Sign Out - Sign In. Worked Minutes = Clock Minutes - Break Minutes.</w:t>
+        <w:t>Worked Minutes = Sign Out - Sign In. Break-time deduction apply nahi hoti.</w:t>
       </w:r>
     </w:p>
     <w:p>
@@ -3720,7 +3720,7 @@
         <w:pStyle w:val="ListNumber"/>
       </w:pPr>
       <w:r>
-        <w:t>Fixed shift ke liye start time, end time aur break configure karein.</w:t>
+        <w:t>Fixed shift ke liye start time aur end time configure karein; required duty poori shift window hoti hai.</w:t>
       </w:r>
     </w:p>
     <w:p>
@@ -5004,6 +5004,14 @@
       </w:pPr>
       <w:r>
         <w:t>Unpaid leave paid balance consume nahi karti magar payroll deduction create karti hai.</w:t>
+      </w:r>
+    </w:p>
+    <w:p>
+      <w:pPr>
+        <w:pStyle w:val="ListBullet"/>
+      </w:pPr>
+      <w:r>
+        <w:t>Unused leave next calendar year carry forward nahi hoti; January 1 par balance new annual entitlement par reset hota hai.</w:t>
       </w:r>
     </w:p>
     <w:p>
